--- a/E-Commerce Design Concept.docx
+++ b/E-Commerce Design Concept.docx
@@ -97,7 +97,7 @@
         <w:rPr>
           <w:rtl w:val="0"/>
         </w:rPr>
-        <w:t xml:space="preserve">Color Concept:</w:t>
+        <w:t xml:space="preserve">Color Concept: #202734, #36415A, #B7D894, #E0F8C7</w:t>
       </w:r>
     </w:p>
     <w:p>
